--- a/Week 3/Spring REST using Spring Boot 3/spring-learn/5. JWT-handson Output/5. JWT-handson Output Image.docx
+++ b/Week 3/Spring REST using Spring Boot 3/spring-learn/5. JWT-handson Output/5. JWT-handson Output Image.docx
@@ -127,6 +127,334 @@
     <w:p/>
     <w:p/>
     <w:p/>
+    <w:p>
+      <w:r>
+        <w:rPr>
+          <w:rFonts w:ascii="Arial" w:eastAsia="Times New Roman" w:hAnsi="Arial" w:cs="Arial"/>
+          <w:b/>
+          <w:bCs/>
+          <w:color w:val="333333"/>
+          <w:sz w:val="36"/>
+          <w:szCs w:val="36"/>
+          <w:shd w:val="clear" w:color="auto" w:fill="FFFFFF"/>
+        </w:rPr>
+        <w:lastRenderedPageBreak/>
+        <w:t xml:space="preserve">Create authentication controller and configure it in </w:t>
+      </w:r>
+      <w:proofErr w:type="spellStart"/>
+      <w:r>
+        <w:rPr>
+          <w:rFonts w:ascii="Arial" w:eastAsia="Times New Roman" w:hAnsi="Arial" w:cs="Arial"/>
+          <w:b/>
+          <w:bCs/>
+          <w:color w:val="333333"/>
+          <w:sz w:val="36"/>
+          <w:szCs w:val="36"/>
+          <w:shd w:val="clear" w:color="auto" w:fill="FFFFFF"/>
+        </w:rPr>
+        <w:t>SecurityConfig</w:t>
+      </w:r>
+      <w:proofErr w:type="spellEnd"/>
+      <w:r>
+        <w:rPr>
+          <w:rFonts w:ascii="Arial" w:eastAsia="Times New Roman" w:hAnsi="Arial" w:cs="Arial"/>
+          <w:color w:val="333333"/>
+          <w:sz w:val="21"/>
+          <w:szCs w:val="21"/>
+          <w:shd w:val="clear" w:color="auto" w:fill="FFFFFF"/>
+        </w:rPr>
+        <w:t> </w:t>
+      </w:r>
+    </w:p>
+    <w:p>
+      <w:r>
+        <w:rPr>
+          <w:noProof/>
+        </w:rPr>
+        <w:drawing>
+          <wp:inline distT="0" distB="0" distL="0" distR="0" wp14:anchorId="35874520" wp14:editId="5C20FAFF">
+            <wp:extent cx="5731510" cy="2096135"/>
+            <wp:effectExtent l="0" t="0" r="2540" b="0"/>
+            <wp:docPr id="1779445464" name="Picture 1"/>
+            <wp:cNvGraphicFramePr>
+              <a:graphicFrameLocks xmlns:a="http://schemas.openxmlformats.org/drawingml/2006/main" noChangeAspect="1"/>
+            </wp:cNvGraphicFramePr>
+            <a:graphic xmlns:a="http://schemas.openxmlformats.org/drawingml/2006/main">
+              <a:graphicData uri="http://schemas.openxmlformats.org/drawingml/2006/picture">
+                <pic:pic xmlns:pic="http://schemas.openxmlformats.org/drawingml/2006/picture">
+                  <pic:nvPicPr>
+                    <pic:cNvPr id="1779445464" name=""/>
+                    <pic:cNvPicPr/>
+                  </pic:nvPicPr>
+                  <pic:blipFill>
+                    <a:blip r:embed="rId6"/>
+                    <a:stretch>
+                      <a:fillRect/>
+                    </a:stretch>
+                  </pic:blipFill>
+                  <pic:spPr>
+                    <a:xfrm>
+                      <a:off x="0" y="0"/>
+                      <a:ext cx="5731510" cy="2096135"/>
+                    </a:xfrm>
+                    <a:prstGeom prst="rect">
+                      <a:avLst/>
+                    </a:prstGeom>
+                  </pic:spPr>
+                </pic:pic>
+              </a:graphicData>
+            </a:graphic>
+          </wp:inline>
+        </w:drawing>
+      </w:r>
+    </w:p>
+    <w:p>
+      <w:r>
+        <w:rPr>
+          <w:rFonts w:ascii="Arial" w:eastAsia="Times New Roman" w:hAnsi="Arial" w:cs="Arial"/>
+          <w:b/>
+          <w:bCs/>
+          <w:color w:val="333333"/>
+          <w:sz w:val="36"/>
+          <w:szCs w:val="36"/>
+          <w:shd w:val="clear" w:color="auto" w:fill="FFFFFF"/>
+        </w:rPr>
+        <w:t>Read Authorization header and decode the username and password</w:t>
+      </w:r>
+      <w:r>
+        <w:rPr>
+          <w:rFonts w:ascii="Arial" w:eastAsia="Times New Roman" w:hAnsi="Arial" w:cs="Arial"/>
+          <w:color w:val="333333"/>
+          <w:sz w:val="21"/>
+          <w:szCs w:val="21"/>
+          <w:shd w:val="clear" w:color="auto" w:fill="FFFFFF"/>
+        </w:rPr>
+        <w:t> </w:t>
+      </w:r>
+      <w:r>
+        <w:rPr>
+          <w:rFonts w:ascii="Arial" w:eastAsia="Times New Roman" w:hAnsi="Arial" w:cs="Arial"/>
+          <w:b/>
+          <w:bCs/>
+          <w:color w:val="333333"/>
+          <w:sz w:val="36"/>
+          <w:szCs w:val="36"/>
+        </w:rPr>
+        <w:t xml:space="preserve"> </w:t>
+      </w:r>
+      <w:r>
+        <w:rPr>
+          <w:rFonts w:ascii="Arial" w:eastAsia="Times New Roman" w:hAnsi="Arial" w:cs="Arial"/>
+          <w:b/>
+          <w:bCs/>
+          <w:color w:val="333333"/>
+          <w:sz w:val="36"/>
+          <w:szCs w:val="36"/>
+        </w:rPr>
+        <w:t xml:space="preserve">&amp; </w:t>
+      </w:r>
+      <w:r>
+        <w:rPr>
+          <w:rFonts w:ascii="Arial" w:eastAsia="Times New Roman" w:hAnsi="Arial" w:cs="Arial"/>
+          <w:b/>
+          <w:bCs/>
+          <w:color w:val="333333"/>
+          <w:sz w:val="36"/>
+          <w:szCs w:val="36"/>
+        </w:rPr>
+        <w:t>Generate token based on the user</w:t>
+      </w:r>
+    </w:p>
+    <w:p>
+      <w:r>
+        <w:drawing>
+          <wp:inline distT="0" distB="0" distL="0" distR="0" wp14:anchorId="44C2AA4A" wp14:editId="6195D44B">
+            <wp:extent cx="5731510" cy="1985645"/>
+            <wp:effectExtent l="0" t="0" r="2540" b="0"/>
+            <wp:docPr id="837330081" name="Picture 1"/>
+            <wp:cNvGraphicFramePr>
+              <a:graphicFrameLocks xmlns:a="http://schemas.openxmlformats.org/drawingml/2006/main" noChangeAspect="1"/>
+            </wp:cNvGraphicFramePr>
+            <a:graphic xmlns:a="http://schemas.openxmlformats.org/drawingml/2006/main">
+              <a:graphicData uri="http://schemas.openxmlformats.org/drawingml/2006/picture">
+                <pic:pic xmlns:pic="http://schemas.openxmlformats.org/drawingml/2006/picture">
+                  <pic:nvPicPr>
+                    <pic:cNvPr id="837330081" name=""/>
+                    <pic:cNvPicPr/>
+                  </pic:nvPicPr>
+                  <pic:blipFill>
+                    <a:blip r:embed="rId7"/>
+                    <a:stretch>
+                      <a:fillRect/>
+                    </a:stretch>
+                  </pic:blipFill>
+                  <pic:spPr>
+                    <a:xfrm>
+                      <a:off x="0" y="0"/>
+                      <a:ext cx="5731510" cy="1985645"/>
+                    </a:xfrm>
+                    <a:prstGeom prst="rect">
+                      <a:avLst/>
+                    </a:prstGeom>
+                  </pic:spPr>
+                </pic:pic>
+              </a:graphicData>
+            </a:graphic>
+          </wp:inline>
+        </w:drawing>
+      </w:r>
+    </w:p>
+    <w:p>
+      <w:r>
+        <w:rPr>
+          <w:noProof/>
+        </w:rPr>
+        <w:drawing>
+          <wp:inline distT="0" distB="0" distL="0" distR="0" wp14:anchorId="6BCCC3BF" wp14:editId="6B20FA4F">
+            <wp:extent cx="5731510" cy="1449705"/>
+            <wp:effectExtent l="0" t="0" r="2540" b="0"/>
+            <wp:docPr id="783777130" name="Picture 1"/>
+            <wp:cNvGraphicFramePr>
+              <a:graphicFrameLocks xmlns:a="http://schemas.openxmlformats.org/drawingml/2006/main" noChangeAspect="1"/>
+            </wp:cNvGraphicFramePr>
+            <a:graphic xmlns:a="http://schemas.openxmlformats.org/drawingml/2006/main">
+              <a:graphicData uri="http://schemas.openxmlformats.org/drawingml/2006/picture">
+                <pic:pic xmlns:pic="http://schemas.openxmlformats.org/drawingml/2006/picture">
+                  <pic:nvPicPr>
+                    <pic:cNvPr id="783777130" name=""/>
+                    <pic:cNvPicPr/>
+                  </pic:nvPicPr>
+                  <pic:blipFill>
+                    <a:blip r:embed="rId8"/>
+                    <a:stretch>
+                      <a:fillRect/>
+                    </a:stretch>
+                  </pic:blipFill>
+                  <pic:spPr>
+                    <a:xfrm>
+                      <a:off x="0" y="0"/>
+                      <a:ext cx="5731510" cy="1449705"/>
+                    </a:xfrm>
+                    <a:prstGeom prst="rect">
+                      <a:avLst/>
+                    </a:prstGeom>
+                  </pic:spPr>
+                </pic:pic>
+              </a:graphicData>
+            </a:graphic>
+          </wp:inline>
+        </w:drawing>
+      </w:r>
+    </w:p>
+    <w:p>
+      <w:r>
+        <w:rPr>
+          <w:rFonts w:ascii="Arial" w:eastAsia="Times New Roman" w:hAnsi="Arial" w:cs="Arial"/>
+          <w:b/>
+          <w:bCs/>
+          <w:color w:val="333333"/>
+          <w:sz w:val="36"/>
+          <w:szCs w:val="36"/>
+          <w:shd w:val="clear" w:color="auto" w:fill="FFFFFF"/>
+        </w:rPr>
+        <w:t>Authorize based on JWT</w:t>
+      </w:r>
+      <w:r>
+        <w:rPr>
+          <w:rFonts w:ascii="Arial" w:eastAsia="Times New Roman" w:hAnsi="Arial" w:cs="Arial"/>
+          <w:color w:val="333333"/>
+          <w:sz w:val="21"/>
+          <w:szCs w:val="21"/>
+          <w:shd w:val="clear" w:color="auto" w:fill="FFFFFF"/>
+        </w:rPr>
+        <w:t> </w:t>
+      </w:r>
+    </w:p>
+    <w:p>
+      <w:r>
+        <w:rPr>
+          <w:noProof/>
+        </w:rPr>
+        <w:drawing>
+          <wp:inline distT="0" distB="0" distL="0" distR="0" wp14:anchorId="3C690927" wp14:editId="218E5448">
+            <wp:extent cx="5731510" cy="419100"/>
+            <wp:effectExtent l="0" t="0" r="2540" b="0"/>
+            <wp:docPr id="1216265075" name="Picture 1"/>
+            <wp:cNvGraphicFramePr>
+              <a:graphicFrameLocks xmlns:a="http://schemas.openxmlformats.org/drawingml/2006/main" noChangeAspect="1"/>
+            </wp:cNvGraphicFramePr>
+            <a:graphic xmlns:a="http://schemas.openxmlformats.org/drawingml/2006/main">
+              <a:graphicData uri="http://schemas.openxmlformats.org/drawingml/2006/picture">
+                <pic:pic xmlns:pic="http://schemas.openxmlformats.org/drawingml/2006/picture">
+                  <pic:nvPicPr>
+                    <pic:cNvPr id="1216265075" name=""/>
+                    <pic:cNvPicPr/>
+                  </pic:nvPicPr>
+                  <pic:blipFill>
+                    <a:blip r:embed="rId9"/>
+                    <a:stretch>
+                      <a:fillRect/>
+                    </a:stretch>
+                  </pic:blipFill>
+                  <pic:spPr>
+                    <a:xfrm>
+                      <a:off x="0" y="0"/>
+                      <a:ext cx="5731510" cy="419100"/>
+                    </a:xfrm>
+                    <a:prstGeom prst="rect">
+                      <a:avLst/>
+                    </a:prstGeom>
+                  </pic:spPr>
+                </pic:pic>
+              </a:graphicData>
+            </a:graphic>
+          </wp:inline>
+        </w:drawing>
+      </w:r>
+    </w:p>
+    <w:p>
+      <w:r>
+        <w:rPr>
+          <w:noProof/>
+        </w:rPr>
+        <w:lastRenderedPageBreak/>
+        <w:drawing>
+          <wp:inline distT="0" distB="0" distL="0" distR="0" wp14:anchorId="01293FE9" wp14:editId="01E02A4B">
+            <wp:extent cx="5731510" cy="3220720"/>
+            <wp:effectExtent l="0" t="0" r="2540" b="0"/>
+            <wp:docPr id="216188929" name="Picture 1"/>
+            <wp:cNvGraphicFramePr>
+              <a:graphicFrameLocks xmlns:a="http://schemas.openxmlformats.org/drawingml/2006/main" noChangeAspect="1"/>
+            </wp:cNvGraphicFramePr>
+            <a:graphic xmlns:a="http://schemas.openxmlformats.org/drawingml/2006/main">
+              <a:graphicData uri="http://schemas.openxmlformats.org/drawingml/2006/picture">
+                <pic:pic xmlns:pic="http://schemas.openxmlformats.org/drawingml/2006/picture">
+                  <pic:nvPicPr>
+                    <pic:cNvPr id="216188929" name=""/>
+                    <pic:cNvPicPr/>
+                  </pic:nvPicPr>
+                  <pic:blipFill>
+                    <a:blip r:embed="rId10"/>
+                    <a:stretch>
+                      <a:fillRect/>
+                    </a:stretch>
+                  </pic:blipFill>
+                  <pic:spPr>
+                    <a:xfrm>
+                      <a:off x="0" y="0"/>
+                      <a:ext cx="5731510" cy="3220720"/>
+                    </a:xfrm>
+                    <a:prstGeom prst="rect">
+                      <a:avLst/>
+                    </a:prstGeom>
+                  </pic:spPr>
+                </pic:pic>
+              </a:graphicData>
+            </a:graphic>
+          </wp:inline>
+        </w:drawing>
+      </w:r>
+    </w:p>
     <w:sectPr>
       <w:pgSz w:w="11906" w:h="16838"/>
       <w:pgMar w:top="1440" w:right="1440" w:bottom="1440" w:left="1440" w:header="708" w:footer="708" w:gutter="0"/>
